--- a/fdtd2d_fortran/ЛР 1/Отчет.docx
+++ b/fdtd2d_fortran/ЛР 1/Отчет.docx
@@ -1299,6 +1299,7 @@
         <w:rPr>
           <w:sz w:val="28"/>
           <w:szCs w:val="28"/>
+          <w:lang w:val="en-US"/>
         </w:rPr>
       </w:pPr>
       <w:r>
@@ -1325,8 +1326,9 @@
           <w:bCs/>
           <w:sz w:val="28"/>
           <w:szCs w:val="28"/>
-        </w:rPr>
-        <w:t>9</w:t>
+          <w:lang w:val="en-US"/>
+        </w:rPr>
+        <w:t>8</w:t>
       </w:r>
     </w:p>
     <w:p>
@@ -1368,7 +1370,7 @@
           <w:sz w:val="28"/>
           <w:szCs w:val="28"/>
         </w:rPr>
-        <w:t>9</w:t>
+        <w:t>8</w:t>
       </w:r>
     </w:p>
     <w:p>
@@ -1410,7 +1412,7 @@
           <w:sz w:val="28"/>
           <w:szCs w:val="28"/>
         </w:rPr>
-        <w:t>9</w:t>
+        <w:t>8</w:t>
       </w:r>
     </w:p>
     <w:p>
@@ -1452,7 +1454,7 @@
           <w:sz w:val="28"/>
           <w:szCs w:val="28"/>
         </w:rPr>
-        <w:t>10</w:t>
+        <w:t>9</w:t>
       </w:r>
     </w:p>
     <w:p>
@@ -1494,7 +1496,14 @@
           <w:sz w:val="28"/>
           <w:szCs w:val="28"/>
         </w:rPr>
-        <w:t>12</w:t>
+        <w:t>1</w:t>
+      </w:r>
+      <w:r>
+        <w:rPr>
+          <w:sz w:val="28"/>
+          <w:szCs w:val="28"/>
+        </w:rPr>
+        <w:t>1</w:t>
       </w:r>
     </w:p>
     <w:p>
@@ -1536,7 +1545,14 @@
           <w:sz w:val="28"/>
           <w:szCs w:val="28"/>
         </w:rPr>
-        <w:t>12</w:t>
+        <w:t>1</w:t>
+      </w:r>
+      <w:r>
+        <w:rPr>
+          <w:sz w:val="28"/>
+          <w:szCs w:val="28"/>
+        </w:rPr>
+        <w:t>1</w:t>
       </w:r>
     </w:p>
     <w:p>
@@ -1550,6 +1566,7 @@
         <w:rPr>
           <w:sz w:val="28"/>
           <w:szCs w:val="28"/>
+          <w:lang w:val="en-US"/>
         </w:rPr>
       </w:pPr>
       <w:r>
@@ -1578,7 +1595,15 @@
           <w:sz w:val="28"/>
           <w:szCs w:val="28"/>
         </w:rPr>
-        <w:t>12</w:t>
+        <w:t>1</w:t>
+      </w:r>
+      <w:r>
+        <w:rPr>
+          <w:sz w:val="28"/>
+          <w:szCs w:val="28"/>
+          <w:lang w:val="en-US"/>
+        </w:rPr>
+        <w:t>1</w:t>
       </w:r>
     </w:p>
     <w:p>
@@ -1592,6 +1617,7 @@
         <w:rPr>
           <w:sz w:val="28"/>
           <w:szCs w:val="28"/>
+          <w:lang w:val="en-US"/>
         </w:rPr>
       </w:pPr>
       <w:r>
@@ -1620,7 +1646,15 @@
           <w:sz w:val="28"/>
           <w:szCs w:val="28"/>
         </w:rPr>
-        <w:t>13</w:t>
+        <w:t>1</w:t>
+      </w:r>
+      <w:r>
+        <w:rPr>
+          <w:sz w:val="28"/>
+          <w:szCs w:val="28"/>
+          <w:lang w:val="en-US"/>
+        </w:rPr>
+        <w:t>2</w:t>
       </w:r>
     </w:p>
     <w:p>
@@ -1634,6 +1668,7 @@
         <w:rPr>
           <w:sz w:val="28"/>
           <w:szCs w:val="28"/>
+          <w:lang w:val="en-US"/>
         </w:rPr>
       </w:pPr>
       <w:r>
@@ -1661,8 +1696,9 @@
         <w:rPr>
           <w:sz w:val="28"/>
           <w:szCs w:val="28"/>
-        </w:rPr>
-        <w:t>14</w:t>
+          <w:lang w:val="en-US"/>
+        </w:rPr>
+        <w:t>13</w:t>
       </w:r>
     </w:p>
     <w:p>
@@ -1711,7 +1747,7 @@
           <w:sz w:val="28"/>
           <w:szCs w:val="28"/>
         </w:rPr>
-        <w:t>15</w:t>
+        <w:t>14</w:t>
       </w:r>
     </w:p>
     <w:p>
@@ -1745,7 +1781,6 @@
           <w:szCs w:val="28"/>
         </w:rPr>
         <w:tab/>
-        <w:t>1</w:t>
       </w:r>
       <w:r>
         <w:rPr>
@@ -1754,7 +1789,7 @@
           <w:sz w:val="28"/>
           <w:szCs w:val="28"/>
         </w:rPr>
-        <w:t>5</w:t>
+        <w:t>14</w:t>
       </w:r>
     </w:p>
     <w:p>
@@ -26364,7 +26399,7 @@
           <w:noProof/>
         </w:rPr>
         <w:drawing>
-          <wp:inline distT="0" distB="0" distL="0" distR="0" wp14:anchorId="6A80D9CA" wp14:editId="3AE9ED33">
+          <wp:inline distT="0" distB="0" distL="0" distR="0" wp14:anchorId="6A80D9CA" wp14:editId="703FF2E6">
             <wp:extent cx="5939790" cy="1544320"/>
             <wp:effectExtent l="0" t="0" r="3810" b="0"/>
             <wp:docPr id="4" name="Рисунок 4"/>
